--- a/engroh-KHAN0384/ENGROH-2602-FL-CORRIGENDUM.docx
+++ b/engroh-KHAN0384/ENGROH-2602-FL-CORRIGENDUM.docx
@@ -154,25 +154,43 @@
           <w:szCs w:val="20"/>
           <w:u w:val="none"/>
         </w:rPr>
-        <w:t xml:space="preserve">April </w:t>
-      </w:r>
-      <w:r>
-        <w:rPr>
-          <w:color w:val="auto"/>
-          <w:sz w:val="20"/>
-          <w:szCs w:val="20"/>
-          <w:u w:val="none"/>
-        </w:rPr>
-        <w:t>25</w:t>
-      </w:r>
-      <w:r>
-        <w:rPr>
-          <w:color w:val="auto"/>
-          <w:sz w:val="20"/>
-          <w:szCs w:val="20"/>
-          <w:u w:val="none"/>
-        </w:rPr>
-        <w:t>, 2026</w:t>
+        <w:fldChar w:fldCharType="begin"/>
+      </w:r>
+      <w:r>
+        <w:rPr>
+          <w:color w:val="auto"/>
+          <w:sz w:val="20"/>
+          <w:szCs w:val="20"/>
+          <w:u w:val="none"/>
+        </w:rPr>
+        <w:instrText xml:space="preserve"> DOCPROPERTY "DateOfDispatch"</w:instrText>
+      </w:r>
+      <w:r>
+        <w:rPr>
+          <w:color w:val="auto"/>
+          <w:sz w:val="20"/>
+          <w:szCs w:val="20"/>
+          <w:u w:val="none"/>
+        </w:rPr>
+        <w:fldChar w:fldCharType="separate"/>
+      </w:r>
+      <w:r>
+        <w:rPr>
+          <w:color w:val="auto"/>
+          <w:sz w:val="20"/>
+          <w:szCs w:val="20"/>
+          <w:u w:val="none"/>
+        </w:rPr>
+        <w:t>29-May-2026</w:t>
+      </w:r>
+      <w:r>
+        <w:rPr>
+          <w:color w:val="auto"/>
+          <w:sz w:val="20"/>
+          <w:szCs w:val="20"/>
+          <w:u w:val="none"/>
+        </w:rPr>
+        <w:fldChar w:fldCharType="end"/>
       </w:r>
     </w:p>
     <w:p>
@@ -278,6 +296,325 @@
           <w:u w:val="none"/>
         </w:rPr>
         <w:t>LOSS / MISSING SHARE CERTIFICATES AND TRANSMISSION OF SHARES IN THE NAME OF MOHAMMAD AYUB KHAN BE EXCHANGED WITH NEW SHARE CERTIFICATES</w:t>
+      </w:r>
+    </w:p>
+    <w:p>
+      <w:pPr>
+        <w:pStyle w:val="Default"/>
+        <w:numPr>
+          <w:ilvl w:val="0"/>
+          <w:numId w:val="2"/>
+        </w:numPr>
+        <w:tabs>
+          <w:tab w:val="clear" w:pos="720"/>
+          <w:tab w:val="left" w:pos="400" w:leader="none"/>
+        </w:tabs>
+        <w:bidi w:val="0"/>
+        <w:jc w:val="start"/>
+        <w:rPr>
+          <w:rFonts w:ascii="Calibri" w:hAnsi="Calibri"/>
+          <w:sz w:val="20"/>
+          <w:szCs w:val="20"/>
+        </w:rPr>
+      </w:pPr>
+      <w:r>
+        <w:rPr>
+          <w:b/>
+          <w:bCs/>
+          <w:sz w:val="20"/>
+          <w:szCs w:val="20"/>
+        </w:rPr>
+        <w:fldChar w:fldCharType="begin"/>
+      </w:r>
+      <w:r>
+        <w:rPr>
+          <w:b/>
+          <w:bCs/>
+          <w:sz w:val="20"/>
+          <w:szCs w:val="20"/>
+        </w:rPr>
+        <w:instrText xml:space="preserve"> DOCPROPERTY "Company"</w:instrText>
+      </w:r>
+      <w:r>
+        <w:rPr>
+          <w:b/>
+          <w:bCs/>
+          <w:sz w:val="20"/>
+          <w:szCs w:val="20"/>
+        </w:rPr>
+        <w:fldChar w:fldCharType="separate"/>
+      </w:r>
+      <w:r>
+        <w:rPr>
+          <w:b/>
+          <w:bCs/>
+          <w:sz w:val="20"/>
+          <w:szCs w:val="20"/>
+        </w:rPr>
+        <w:t>ENGRO HOLDINGS LIMITED (FORMERLY: DAWOOD HERCULES CORPORATION LIMITED</w:t>
+      </w:r>
+      <w:r>
+        <w:rPr>
+          <w:b/>
+          <w:bCs/>
+          <w:sz w:val="20"/>
+          <w:szCs w:val="20"/>
+        </w:rPr>
+        <w:fldChar w:fldCharType="end"/>
+      </w:r>
+      <w:r>
+        <w:rPr>
+          <w:b/>
+          <w:bCs/>
+          <w:sz w:val="20"/>
+          <w:szCs w:val="20"/>
+        </w:rPr>
+        <w:t xml:space="preserve">- Folio #: </w:t>
+      </w:r>
+      <w:r>
+        <w:rPr>
+          <w:b/>
+          <w:bCs/>
+          <w:sz w:val="20"/>
+          <w:szCs w:val="20"/>
+        </w:rPr>
+        <w:fldChar w:fldCharType="begin"/>
+      </w:r>
+      <w:r>
+        <w:rPr>
+          <w:b/>
+          <w:bCs/>
+          <w:sz w:val="20"/>
+          <w:szCs w:val="20"/>
+        </w:rPr>
+        <w:instrText xml:space="preserve"> DOCPROPERTY "Folio2"</w:instrText>
+      </w:r>
+      <w:r>
+        <w:rPr>
+          <w:b/>
+          <w:bCs/>
+          <w:sz w:val="20"/>
+          <w:szCs w:val="20"/>
+        </w:rPr>
+        <w:fldChar w:fldCharType="separate"/>
+      </w:r>
+      <w:r>
+        <w:rPr>
+          <w:b/>
+          <w:bCs/>
+          <w:sz w:val="20"/>
+          <w:szCs w:val="20"/>
+        </w:rPr>
+      </w:r>
+      <w:r>
+        <w:rPr>
+          <w:b/>
+          <w:bCs/>
+          <w:sz w:val="20"/>
+          <w:szCs w:val="20"/>
+        </w:rPr>
+        <w:fldChar w:fldCharType="end"/>
+      </w:r>
+      <w:r>
+        <w:rPr>
+          <w:b/>
+          <w:bCs/>
+          <w:sz w:val="20"/>
+          <w:szCs w:val="20"/>
+        </w:rPr>
+        <w:fldChar w:fldCharType="begin"/>
+      </w:r>
+      <w:r>
+        <w:rPr>
+          <w:b/>
+          <w:bCs/>
+          <w:sz w:val="20"/>
+          <w:szCs w:val="20"/>
+        </w:rPr>
+        <w:instrText xml:space="preserve"> DOCPROPERTY "Folio1"</w:instrText>
+      </w:r>
+      <w:r>
+        <w:rPr>
+          <w:b/>
+          <w:bCs/>
+          <w:sz w:val="20"/>
+          <w:szCs w:val="20"/>
+        </w:rPr>
+        <w:fldChar w:fldCharType="separate"/>
+      </w:r>
+      <w:r>
+        <w:rPr>
+          <w:b/>
+          <w:bCs/>
+          <w:sz w:val="20"/>
+          <w:szCs w:val="20"/>
+        </w:rPr>
+        <w:t>KHAN0384</w:t>
+      </w:r>
+      <w:r>
+        <w:rPr>
+          <w:b/>
+          <w:bCs/>
+          <w:sz w:val="20"/>
+          <w:szCs w:val="20"/>
+        </w:rPr>
+        <w:fldChar w:fldCharType="end"/>
+      </w:r>
+      <w:r>
+        <w:rPr>
+          <w:b/>
+          <w:bCs/>
+          <w:sz w:val="20"/>
+          <w:szCs w:val="20"/>
+        </w:rPr>
+        <w:fldChar w:fldCharType="begin"/>
+      </w:r>
+      <w:r>
+        <w:rPr>
+          <w:b/>
+          <w:bCs/>
+          <w:sz w:val="20"/>
+          <w:szCs w:val="20"/>
+        </w:rPr>
+        <w:instrText xml:space="preserve"> DOCPROPERTY "Folio3"</w:instrText>
+      </w:r>
+      <w:r>
+        <w:rPr>
+          <w:b/>
+          <w:bCs/>
+          <w:sz w:val="20"/>
+          <w:szCs w:val="20"/>
+        </w:rPr>
+        <w:fldChar w:fldCharType="separate"/>
+      </w:r>
+      <w:r>
+        <w:rPr>
+          <w:b/>
+          <w:bCs/>
+          <w:sz w:val="20"/>
+          <w:szCs w:val="20"/>
+        </w:rPr>
+      </w:r>
+      <w:r>
+        <w:rPr>
+          <w:b/>
+          <w:bCs/>
+          <w:sz w:val="20"/>
+          <w:szCs w:val="20"/>
+        </w:rPr>
+        <w:fldChar w:fldCharType="end"/>
+      </w:r>
+    </w:p>
+    <w:p>
+      <w:pPr>
+        <w:pStyle w:val="Default"/>
+        <w:tabs>
+          <w:tab w:val="clear" w:pos="720"/>
+          <w:tab w:val="left" w:pos="400" w:leader="none"/>
+        </w:tabs>
+        <w:bidi w:val="0"/>
+        <w:jc w:val="start"/>
+        <w:rPr>
+          <w:rFonts w:ascii="Calibri" w:hAnsi="Calibri"/>
+          <w:color w:val="auto"/>
+          <w:sz w:val="20"/>
+          <w:szCs w:val="20"/>
+        </w:rPr>
+      </w:pPr>
+      <w:r>
+        <w:rPr>
+          <w:color w:val="auto"/>
+          <w:sz w:val="20"/>
+          <w:szCs w:val="20"/>
+        </w:rPr>
+      </w:r>
+    </w:p>
+    <w:p>
+      <w:pPr>
+        <w:pStyle w:val="Default"/>
+        <w:tabs>
+          <w:tab w:val="clear" w:pos="720"/>
+          <w:tab w:val="left" w:pos="400" w:leader="none"/>
+        </w:tabs>
+        <w:bidi w:val="0"/>
+        <w:jc w:val="start"/>
+        <w:rPr>
+          <w:rFonts w:ascii="Calibri" w:hAnsi="Calibri"/>
+          <w:sz w:val="20"/>
+          <w:szCs w:val="20"/>
+        </w:rPr>
+      </w:pPr>
+      <w:r>
+        <w:rPr>
+          <w:b w:val="false"/>
+          <w:strike w:val="false"/>
+          <w:dstrike w:val="false"/>
+          <w:color w:val="auto"/>
+          <w:sz w:val="20"/>
+          <w:szCs w:val="20"/>
+          <w:u w:val="none"/>
+        </w:rPr>
+        <w:t xml:space="preserve">Dear Sirs, </w:t>
+      </w:r>
+    </w:p>
+    <w:p>
+      <w:pPr>
+        <w:pStyle w:val="Default"/>
+        <w:tabs>
+          <w:tab w:val="clear" w:pos="720"/>
+          <w:tab w:val="left" w:pos="400" w:leader="none"/>
+        </w:tabs>
+        <w:bidi w:val="0"/>
+        <w:jc w:val="start"/>
+        <w:rPr>
+          <w:rFonts w:ascii="Calibri" w:hAnsi="Calibri"/>
+          <w:b w:val="false"/>
+          <w:strike w:val="false"/>
+          <w:dstrike w:val="false"/>
+          <w:color w:val="auto"/>
+          <w:sz w:val="20"/>
+          <w:szCs w:val="20"/>
+          <w:u w:val="none"/>
+        </w:rPr>
+      </w:pPr>
+      <w:r>
+        <w:rPr>
+          <w:b w:val="false"/>
+          <w:strike w:val="false"/>
+          <w:dstrike w:val="false"/>
+          <w:color w:val="auto"/>
+          <w:sz w:val="20"/>
+          <w:szCs w:val="20"/>
+          <w:u w:val="none"/>
+        </w:rPr>
+      </w:r>
+    </w:p>
+    <w:p>
+      <w:pPr>
+        <w:pStyle w:val="Default"/>
+        <w:tabs>
+          <w:tab w:val="clear" w:pos="720"/>
+          <w:tab w:val="left" w:pos="400" w:leader="none"/>
+        </w:tabs>
+        <w:bidi w:val="0"/>
+        <w:jc w:val="both"/>
+        <w:rPr>
+          <w:rFonts w:ascii="Calibri" w:hAnsi="Calibri"/>
+          <w:sz w:val="20"/>
+          <w:szCs w:val="20"/>
+        </w:rPr>
+      </w:pPr>
+      <w:r>
+        <w:rPr>
+          <w:b w:val="false"/>
+          <w:strike w:val="false"/>
+          <w:dstrike w:val="false"/>
+          <w:color w:val="auto"/>
+          <w:sz w:val="20"/>
+          <w:szCs w:val="20"/>
+          <w:u w:val="none"/>
+        </w:rPr>
+        <w:t>I refer to your letter:</w:t>
       </w:r>
     </w:p>
     <w:p>
@@ -292,311 +629,158 @@
           <w:tab w:val="left" w:pos="400" w:leader="none"/>
         </w:tabs>
         <w:bidi w:val="0"/>
-        <w:jc w:val="start"/>
+        <w:jc w:val="both"/>
         <w:rPr>
           <w:rFonts w:ascii="Calibri" w:hAnsi="Calibri"/>
-          <w:sz w:val="20"/>
-          <w:szCs w:val="20"/>
-        </w:rPr>
-      </w:pPr>
-      <w:r>
-        <w:rPr>
+          <w:b w:val="false"/>
+          <w:strike w:val="false"/>
+          <w:dstrike w:val="false"/>
+          <w:color w:val="auto"/>
+          <w:sz w:val="20"/>
+          <w:szCs w:val="20"/>
+          <w:u w:val="none"/>
+        </w:rPr>
+      </w:pPr>
+      <w:r>
+        <w:rPr>
+          <w:b w:val="false"/>
+          <w:strike w:val="false"/>
+          <w:dstrike w:val="false"/>
+          <w:color w:val="auto"/>
+          <w:sz w:val="20"/>
+          <w:szCs w:val="20"/>
+          <w:u w:val="none"/>
+        </w:rPr>
+        <w:fldChar w:fldCharType="begin"/>
+      </w:r>
+      <w:r>
+        <w:rPr>
+          <w:b w:val="false"/>
+          <w:strike w:val="false"/>
+          <w:dstrike w:val="false"/>
+          <w:color w:val="auto"/>
+          <w:sz w:val="20"/>
+          <w:szCs w:val="20"/>
+          <w:u w:val="none"/>
+        </w:rPr>
+        <w:instrText xml:space="preserve"> DOCPROPERTY "ReferenceSender"</w:instrText>
+      </w:r>
+      <w:r>
+        <w:rPr>
+          <w:b w:val="false"/>
+          <w:strike w:val="false"/>
+          <w:dstrike w:val="false"/>
+          <w:color w:val="auto"/>
+          <w:sz w:val="20"/>
+          <w:szCs w:val="20"/>
+          <w:u w:val="none"/>
+        </w:rPr>
+        <w:fldChar w:fldCharType="separate"/>
+      </w:r>
+      <w:r>
+        <w:rPr>
+          <w:b w:val="false"/>
+          <w:strike w:val="false"/>
+          <w:dstrike w:val="false"/>
+          <w:color w:val="auto"/>
+          <w:sz w:val="20"/>
+          <w:szCs w:val="20"/>
+          <w:u w:val="none"/>
+        </w:rPr>
+        <w:t>EHL - 5830</w:t>
+      </w:r>
+      <w:r>
+        <w:rPr>
+          <w:b w:val="false"/>
+          <w:strike w:val="false"/>
+          <w:dstrike w:val="false"/>
+          <w:color w:val="auto"/>
+          <w:sz w:val="20"/>
+          <w:szCs w:val="20"/>
+          <w:u w:val="none"/>
+        </w:rPr>
+        <w:fldChar w:fldCharType="end"/>
+      </w:r>
+      <w:r>
+        <w:rPr>
+          <w:b w:val="false"/>
+          <w:strike w:val="false"/>
+          <w:dstrike w:val="false"/>
+          <w:color w:val="auto"/>
+          <w:sz w:val="20"/>
+          <w:szCs w:val="20"/>
+          <w:u w:val="none"/>
+        </w:rPr>
+        <w:t>.</w:t>
+      </w:r>
+    </w:p>
+    <w:p>
+      <w:pPr>
+        <w:pStyle w:val="Default"/>
+        <w:tabs>
+          <w:tab w:val="clear" w:pos="720"/>
+          <w:tab w:val="left" w:pos="400" w:leader="none"/>
+        </w:tabs>
+        <w:bidi w:val="0"/>
+        <w:jc w:val="both"/>
+        <w:rPr>
+          <w:rFonts w:ascii="Calibri" w:hAnsi="Calibri"/>
+          <w:b w:val="false"/>
+          <w:bCs w:val="false"/>
+          <w:strike w:val="false"/>
+          <w:dstrike w:val="false"/>
+          <w:color w:val="auto"/>
+          <w:sz w:val="20"/>
+          <w:szCs w:val="20"/>
+          <w:u w:val="none"/>
+        </w:rPr>
+      </w:pPr>
+      <w:r>
+        <w:rPr>
+          <w:b w:val="false"/>
+          <w:bCs w:val="false"/>
+          <w:strike w:val="false"/>
+          <w:dstrike w:val="false"/>
+          <w:color w:val="auto"/>
+          <w:sz w:val="20"/>
+          <w:szCs w:val="20"/>
+          <w:u w:val="none"/>
+        </w:rPr>
+      </w:r>
+    </w:p>
+    <w:p>
+      <w:pPr>
+        <w:pStyle w:val="Default"/>
+        <w:tabs>
+          <w:tab w:val="clear" w:pos="720"/>
+          <w:tab w:val="left" w:pos="400" w:leader="none"/>
+        </w:tabs>
+        <w:bidi w:val="0"/>
+        <w:jc w:val="both"/>
+        <w:rPr>
+          <w:rFonts w:ascii="Calibri" w:hAnsi="Calibri"/>
           <w:b/>
           <w:bCs/>
-          <w:sz w:val="20"/>
-          <w:szCs w:val="20"/>
-        </w:rPr>
-        <w:fldChar w:fldCharType="begin"/>
-      </w:r>
-      <w:r>
-        <w:rPr>
-          <w:b/>
-          <w:bCs/>
-          <w:sz w:val="20"/>
-          <w:szCs w:val="20"/>
-        </w:rPr>
-        <w:instrText xml:space="preserve"> DOCPROPERTY "Company"</w:instrText>
-      </w:r>
-      <w:r>
-        <w:rPr>
-          <w:b/>
-          <w:bCs/>
-          <w:sz w:val="20"/>
-          <w:szCs w:val="20"/>
-        </w:rPr>
-        <w:fldChar w:fldCharType="separate"/>
-      </w:r>
-      <w:r>
-        <w:rPr>
-          <w:b/>
-          <w:bCs/>
-          <w:sz w:val="20"/>
-          <w:szCs w:val="20"/>
-        </w:rPr>
-        <w:t>ENGRO HOLDINGS LIMITED (FORMERLY: DAWOOD HERCULES CORPORATION LIMITED</w:t>
-      </w:r>
-      <w:r>
-        <w:rPr>
-          <w:b/>
-          <w:bCs/>
-          <w:sz w:val="20"/>
-          <w:szCs w:val="20"/>
-        </w:rPr>
-        <w:fldChar w:fldCharType="end"/>
-      </w:r>
-      <w:r>
-        <w:rPr>
-          <w:b/>
-          <w:bCs/>
-          <w:sz w:val="20"/>
-          <w:szCs w:val="20"/>
-        </w:rPr>
-        <w:t xml:space="preserve">- Folio #: </w:t>
-      </w:r>
-      <w:r>
-        <w:rPr>
-          <w:b/>
-          <w:bCs/>
-          <w:sz w:val="20"/>
-          <w:szCs w:val="20"/>
-        </w:rPr>
-        <w:fldChar w:fldCharType="begin"/>
-      </w:r>
-      <w:r>
-        <w:rPr>
-          <w:b/>
-          <w:bCs/>
-          <w:sz w:val="20"/>
-          <w:szCs w:val="20"/>
-        </w:rPr>
-        <w:instrText xml:space="preserve"> DOCPROPERTY "Folio2"</w:instrText>
-      </w:r>
-      <w:r>
-        <w:rPr>
-          <w:b/>
-          <w:bCs/>
-          <w:sz w:val="20"/>
-          <w:szCs w:val="20"/>
-        </w:rPr>
-        <w:fldChar w:fldCharType="separate"/>
-      </w:r>
-      <w:r>
-        <w:rPr>
-          <w:b/>
-          <w:bCs/>
-          <w:sz w:val="20"/>
-          <w:szCs w:val="20"/>
-        </w:rPr>
-      </w:r>
-      <w:r>
-        <w:rPr>
-          <w:b/>
-          <w:bCs/>
-          <w:sz w:val="20"/>
-          <w:szCs w:val="20"/>
-        </w:rPr>
-        <w:fldChar w:fldCharType="end"/>
-      </w:r>
-      <w:r>
-        <w:rPr>
-          <w:b/>
-          <w:bCs/>
-          <w:sz w:val="20"/>
-          <w:szCs w:val="20"/>
-        </w:rPr>
-        <w:fldChar w:fldCharType="begin"/>
-      </w:r>
-      <w:r>
-        <w:rPr>
-          <w:b/>
-          <w:bCs/>
-          <w:sz w:val="20"/>
-          <w:szCs w:val="20"/>
-        </w:rPr>
-        <w:instrText xml:space="preserve"> DOCPROPERTY "Folio1"</w:instrText>
-      </w:r>
-      <w:r>
-        <w:rPr>
-          <w:b/>
-          <w:bCs/>
-          <w:sz w:val="20"/>
-          <w:szCs w:val="20"/>
-        </w:rPr>
-        <w:fldChar w:fldCharType="separate"/>
-      </w:r>
-      <w:r>
-        <w:rPr>
-          <w:b/>
-          <w:bCs/>
-          <w:sz w:val="20"/>
-          <w:szCs w:val="20"/>
-        </w:rPr>
-        <w:t>KHAN0384</w:t>
-      </w:r>
-      <w:r>
-        <w:rPr>
-          <w:b/>
-          <w:bCs/>
-          <w:sz w:val="20"/>
-          <w:szCs w:val="20"/>
-        </w:rPr>
-        <w:fldChar w:fldCharType="end"/>
-      </w:r>
-      <w:r>
-        <w:rPr>
-          <w:b/>
-          <w:bCs/>
-          <w:sz w:val="20"/>
-          <w:szCs w:val="20"/>
-        </w:rPr>
-        <w:fldChar w:fldCharType="begin"/>
-      </w:r>
-      <w:r>
-        <w:rPr>
-          <w:b/>
-          <w:bCs/>
-          <w:sz w:val="20"/>
-          <w:szCs w:val="20"/>
-        </w:rPr>
-        <w:instrText xml:space="preserve"> DOCPROPERTY "Folio3"</w:instrText>
-      </w:r>
-      <w:r>
-        <w:rPr>
-          <w:b/>
-          <w:bCs/>
-          <w:sz w:val="20"/>
-          <w:szCs w:val="20"/>
-        </w:rPr>
-        <w:fldChar w:fldCharType="separate"/>
-      </w:r>
-      <w:r>
-        <w:rPr>
-          <w:b/>
-          <w:bCs/>
-          <w:sz w:val="20"/>
-          <w:szCs w:val="20"/>
-        </w:rPr>
-      </w:r>
-      <w:r>
-        <w:rPr>
-          <w:b/>
-          <w:bCs/>
-          <w:sz w:val="20"/>
-          <w:szCs w:val="20"/>
-        </w:rPr>
-        <w:fldChar w:fldCharType="end"/>
-      </w:r>
-    </w:p>
-    <w:p>
-      <w:pPr>
-        <w:pStyle w:val="Default"/>
-        <w:tabs>
-          <w:tab w:val="clear" w:pos="720"/>
-          <w:tab w:val="left" w:pos="400" w:leader="none"/>
-        </w:tabs>
-        <w:bidi w:val="0"/>
-        <w:jc w:val="start"/>
-        <w:rPr>
-          <w:rFonts w:ascii="Calibri" w:hAnsi="Calibri"/>
-          <w:color w:val="auto"/>
-          <w:sz w:val="20"/>
-          <w:szCs w:val="20"/>
-        </w:rPr>
-      </w:pPr>
-      <w:r>
-        <w:rPr>
-          <w:color w:val="auto"/>
-          <w:sz w:val="20"/>
-          <w:szCs w:val="20"/>
-        </w:rPr>
-      </w:r>
-    </w:p>
-    <w:p>
-      <w:pPr>
-        <w:pStyle w:val="Default"/>
-        <w:tabs>
-          <w:tab w:val="clear" w:pos="720"/>
-          <w:tab w:val="left" w:pos="400" w:leader="none"/>
-        </w:tabs>
-        <w:bidi w:val="0"/>
-        <w:jc w:val="start"/>
-        <w:rPr>
-          <w:rFonts w:ascii="Calibri" w:hAnsi="Calibri"/>
-          <w:sz w:val="20"/>
-          <w:szCs w:val="20"/>
-        </w:rPr>
-      </w:pPr>
-      <w:r>
-        <w:rPr>
-          <w:b w:val="false"/>
-          <w:strike w:val="false"/>
-          <w:dstrike w:val="false"/>
-          <w:color w:val="auto"/>
-          <w:sz w:val="20"/>
-          <w:szCs w:val="20"/>
-          <w:u w:val="none"/>
-        </w:rPr>
-        <w:t xml:space="preserve">Dear Sirs, </w:t>
-      </w:r>
-    </w:p>
-    <w:p>
-      <w:pPr>
-        <w:pStyle w:val="Default"/>
-        <w:tabs>
-          <w:tab w:val="clear" w:pos="720"/>
-          <w:tab w:val="left" w:pos="400" w:leader="none"/>
-        </w:tabs>
-        <w:bidi w:val="0"/>
-        <w:jc w:val="start"/>
-        <w:rPr>
-          <w:rFonts w:ascii="Calibri" w:hAnsi="Calibri"/>
-          <w:b w:val="false"/>
-          <w:strike w:val="false"/>
-          <w:dstrike w:val="false"/>
-          <w:color w:val="auto"/>
-          <w:sz w:val="20"/>
-          <w:szCs w:val="20"/>
-          <w:u w:val="none"/>
-        </w:rPr>
-      </w:pPr>
-      <w:r>
-        <w:rPr>
-          <w:b w:val="false"/>
-          <w:strike w:val="false"/>
-          <w:dstrike w:val="false"/>
-          <w:color w:val="auto"/>
-          <w:sz w:val="20"/>
-          <w:szCs w:val="20"/>
-          <w:u w:val="none"/>
-        </w:rPr>
-      </w:r>
-    </w:p>
-    <w:p>
-      <w:pPr>
-        <w:pStyle w:val="Default"/>
-        <w:tabs>
-          <w:tab w:val="clear" w:pos="720"/>
-          <w:tab w:val="left" w:pos="400" w:leader="none"/>
-        </w:tabs>
-        <w:bidi w:val="0"/>
-        <w:jc w:val="both"/>
-        <w:rPr>
-          <w:rFonts w:ascii="Calibri" w:hAnsi="Calibri"/>
-          <w:sz w:val="20"/>
-          <w:szCs w:val="20"/>
-        </w:rPr>
-      </w:pPr>
-      <w:r>
-        <w:rPr>
-          <w:b w:val="false"/>
-          <w:strike w:val="false"/>
-          <w:dstrike w:val="false"/>
-          <w:color w:val="auto"/>
-          <w:sz w:val="20"/>
-          <w:szCs w:val="20"/>
-          <w:u w:val="none"/>
-        </w:rPr>
-        <w:t>I refer to your letter:</w:t>
+          <w:strike w:val="false"/>
+          <w:dstrike w:val="false"/>
+          <w:color w:val="auto"/>
+          <w:sz w:val="20"/>
+          <w:szCs w:val="20"/>
+          <w:u w:val="single"/>
+        </w:rPr>
+      </w:pPr>
+      <w:r>
+        <w:rPr>
+          <w:b w:val="false"/>
+          <w:bCs w:val="false"/>
+          <w:strike w:val="false"/>
+          <w:dstrike w:val="false"/>
+          <w:color w:val="auto"/>
+          <w:sz w:val="20"/>
+          <w:szCs w:val="20"/>
+          <w:u w:val="none"/>
+        </w:rPr>
+        <w:t>Moving forward in connection with the subject, enclosed please find:</w:t>
       </w:r>
     </w:p>
     <w:p>
@@ -615,99 +799,6 @@
         <w:rPr>
           <w:rFonts w:ascii="Calibri" w:hAnsi="Calibri"/>
           <w:b w:val="false"/>
-          <w:strike w:val="false"/>
-          <w:dstrike w:val="false"/>
-          <w:color w:val="auto"/>
-          <w:sz w:val="20"/>
-          <w:szCs w:val="20"/>
-          <w:u w:val="none"/>
-        </w:rPr>
-      </w:pPr>
-      <w:r>
-        <w:rPr>
-          <w:b w:val="false"/>
-          <w:strike w:val="false"/>
-          <w:dstrike w:val="false"/>
-          <w:color w:val="auto"/>
-          <w:sz w:val="20"/>
-          <w:szCs w:val="20"/>
-          <w:u w:val="none"/>
-        </w:rPr>
-        <w:fldChar w:fldCharType="begin"/>
-      </w:r>
-      <w:r>
-        <w:rPr>
-          <w:b w:val="false"/>
-          <w:strike w:val="false"/>
-          <w:dstrike w:val="false"/>
-          <w:color w:val="auto"/>
-          <w:sz w:val="20"/>
-          <w:szCs w:val="20"/>
-          <w:u w:val="none"/>
-        </w:rPr>
-        <w:instrText xml:space="preserve"> DOCPROPERTY "ReferenceSender"</w:instrText>
-      </w:r>
-      <w:r>
-        <w:rPr>
-          <w:b w:val="false"/>
-          <w:strike w:val="false"/>
-          <w:dstrike w:val="false"/>
-          <w:color w:val="auto"/>
-          <w:sz w:val="20"/>
-          <w:szCs w:val="20"/>
-          <w:u w:val="none"/>
-        </w:rPr>
-        <w:fldChar w:fldCharType="separate"/>
-      </w:r>
-      <w:r>
-        <w:rPr>
-          <w:b w:val="false"/>
-          <w:strike w:val="false"/>
-          <w:dstrike w:val="false"/>
-          <w:color w:val="auto"/>
-          <w:sz w:val="20"/>
-          <w:szCs w:val="20"/>
-          <w:u w:val="none"/>
-        </w:rPr>
-        <w:t>EHL - 5830</w:t>
-      </w:r>
-      <w:r>
-        <w:rPr>
-          <w:b w:val="false"/>
-          <w:strike w:val="false"/>
-          <w:dstrike w:val="false"/>
-          <w:color w:val="auto"/>
-          <w:sz w:val="20"/>
-          <w:szCs w:val="20"/>
-          <w:u w:val="none"/>
-        </w:rPr>
-        <w:fldChar w:fldCharType="end"/>
-      </w:r>
-      <w:r>
-        <w:rPr>
-          <w:b w:val="false"/>
-          <w:strike w:val="false"/>
-          <w:dstrike w:val="false"/>
-          <w:color w:val="auto"/>
-          <w:sz w:val="20"/>
-          <w:szCs w:val="20"/>
-          <w:u w:val="none"/>
-        </w:rPr>
-        <w:t>.</w:t>
-      </w:r>
-    </w:p>
-    <w:p>
-      <w:pPr>
-        <w:pStyle w:val="Default"/>
-        <w:tabs>
-          <w:tab w:val="clear" w:pos="720"/>
-          <w:tab w:val="left" w:pos="400" w:leader="none"/>
-        </w:tabs>
-        <w:bidi w:val="0"/>
-        <w:jc w:val="both"/>
-        <w:rPr>
-          <w:rFonts w:ascii="Calibri" w:hAnsi="Calibri"/>
-          <w:b w:val="false"/>
           <w:bCs w:val="false"/>
           <w:strike w:val="false"/>
           <w:dstrike w:val="false"/>
@@ -728,41 +819,7 @@
           <w:szCs w:val="20"/>
           <w:u w:val="none"/>
         </w:rPr>
-      </w:r>
-    </w:p>
-    <w:p>
-      <w:pPr>
-        <w:pStyle w:val="Default"/>
-        <w:tabs>
-          <w:tab w:val="clear" w:pos="720"/>
-          <w:tab w:val="left" w:pos="400" w:leader="none"/>
-        </w:tabs>
-        <w:bidi w:val="0"/>
-        <w:jc w:val="both"/>
-        <w:rPr>
-          <w:rFonts w:ascii="Calibri" w:hAnsi="Calibri"/>
-          <w:b/>
-          <w:bCs/>
-          <w:strike w:val="false"/>
-          <w:dstrike w:val="false"/>
-          <w:color w:val="auto"/>
-          <w:sz w:val="20"/>
-          <w:szCs w:val="20"/>
-          <w:u w:val="single"/>
-        </w:rPr>
-      </w:pPr>
-      <w:r>
-        <w:rPr>
-          <w:b w:val="false"/>
-          <w:bCs w:val="false"/>
-          <w:strike w:val="false"/>
-          <w:dstrike w:val="false"/>
-          <w:color w:val="auto"/>
-          <w:sz w:val="20"/>
-          <w:szCs w:val="20"/>
-          <w:u w:val="none"/>
-        </w:rPr>
-        <w:t>Moving forward in connection with the subject, enclosed please find:</w:t>
+        <w:t>Indemnity Bond on E-stamp paper of Rs.500/, duly signed by the legal heir, witnesses, guarantor and attested by Notary Public;</w:t>
       </w:r>
     </w:p>
     <w:p>
@@ -770,7 +827,7 @@
         <w:pStyle w:val="Default"/>
         <w:numPr>
           <w:ilvl w:val="0"/>
-          <w:numId w:val="5"/>
+          <w:numId w:val="4"/>
         </w:numPr>
         <w:tabs>
           <w:tab w:val="clear" w:pos="720"/>
@@ -801,7 +858,7 @@
           <w:szCs w:val="20"/>
           <w:u w:val="none"/>
         </w:rPr>
-        <w:t>Indemnity Bond on E-stamp paper of Rs.500/, duly signed by the legal heir, witnesses, guarantor and attested by Notary Public;</w:t>
+        <w:t>Legible copies of Computerized National Identity Cards (CNICs) of guarantor, and all the witnessing persons attested by the Notary Public; and</w:t>
       </w:r>
     </w:p>
     <w:p>
@@ -809,7 +866,7 @@
         <w:pStyle w:val="Default"/>
         <w:numPr>
           <w:ilvl w:val="0"/>
-          <w:numId w:val="5"/>
+          <w:numId w:val="4"/>
         </w:numPr>
         <w:tabs>
           <w:tab w:val="clear" w:pos="720"/>
@@ -840,72 +897,7 @@
           <w:szCs w:val="20"/>
           <w:u w:val="none"/>
         </w:rPr>
-        <w:t>Legible copies of Computerized National Identity Cards (CNICs) of guarantor, and all the witnessing persons attested by the Notary Public; and</w:t>
-      </w:r>
-    </w:p>
-    <w:p>
-      <w:pPr>
-        <w:pStyle w:val="Default"/>
-        <w:numPr>
-          <w:ilvl w:val="0"/>
-          <w:numId w:val="5"/>
-        </w:numPr>
-        <w:tabs>
-          <w:tab w:val="clear" w:pos="720"/>
-          <w:tab w:val="left" w:pos="400" w:leader="none"/>
-        </w:tabs>
-        <w:bidi w:val="0"/>
-        <w:jc w:val="both"/>
-        <w:rPr>
-          <w:rFonts w:ascii="Calibri" w:hAnsi="Calibri"/>
-          <w:b w:val="false"/>
-          <w:bCs w:val="false"/>
-          <w:strike w:val="false"/>
-          <w:dstrike w:val="false"/>
-          <w:color w:val="auto"/>
-          <w:sz w:val="20"/>
-          <w:szCs w:val="20"/>
-          <w:u w:val="none"/>
-        </w:rPr>
-      </w:pPr>
-      <w:r>
-        <w:rPr>
-          <w:b w:val="false"/>
-          <w:bCs w:val="false"/>
-          <w:strike w:val="false"/>
-          <w:dstrike w:val="false"/>
-          <w:color w:val="auto"/>
-          <w:sz w:val="20"/>
-          <w:szCs w:val="20"/>
-          <w:u w:val="none"/>
-        </w:rPr>
-        <w:t xml:space="preserve">Complete set of Public Notice notifying </w:t>
-      </w:r>
-      <w:r>
-        <w:rPr>
-          <w:b w:val="false"/>
-          <w:bCs w:val="false"/>
-          <w:strike w:val="false"/>
-          <w:dstrike w:val="false"/>
-          <w:color w:val="auto"/>
-          <w:sz w:val="20"/>
-          <w:szCs w:val="20"/>
-          <w:u w:val="none"/>
-        </w:rPr>
-        <w:t>the corrigendum</w:t>
-      </w:r>
-      <w:r>
-        <w:rPr>
-          <w:b w:val="false"/>
-          <w:bCs w:val="false"/>
-          <w:strike w:val="false"/>
-          <w:dstrike w:val="false"/>
-          <w:color w:val="auto"/>
-          <w:sz w:val="20"/>
-          <w:szCs w:val="20"/>
-          <w:u w:val="none"/>
-        </w:rPr>
-        <w:t>:</w:t>
+        <w:t>Complete set of Public Notice notifying the corrigendum:</w:t>
       </w:r>
     </w:p>
     <w:p>
@@ -913,7 +905,7 @@
         <w:pStyle w:val="Default"/>
         <w:numPr>
           <w:ilvl w:val="1"/>
-          <w:numId w:val="5"/>
+          <w:numId w:val="4"/>
         </w:numPr>
         <w:tabs>
           <w:tab w:val="clear" w:pos="720"/>
@@ -944,33 +936,7 @@
           <w:szCs w:val="20"/>
           <w:u w:val="none"/>
         </w:rPr>
-        <w:t xml:space="preserve">English: The Nation, </w:t>
-      </w:r>
-      <w:r>
-        <w:rPr>
-          <w:b w:val="false"/>
-          <w:bCs w:val="false"/>
-          <w:strike w:val="false"/>
-          <w:dstrike w:val="false"/>
-          <w:color w:val="auto"/>
-          <w:sz w:val="20"/>
-          <w:szCs w:val="20"/>
-          <w:u w:val="none"/>
-        </w:rPr>
-        <w:t>published on</w:t>
-      </w:r>
-      <w:r>
-        <w:rPr>
-          <w:b w:val="false"/>
-          <w:bCs w:val="false"/>
-          <w:strike w:val="false"/>
-          <w:dstrike w:val="false"/>
-          <w:color w:val="auto"/>
-          <w:sz w:val="20"/>
-          <w:szCs w:val="20"/>
-          <w:u w:val="none"/>
-        </w:rPr>
-        <w:t xml:space="preserve"> </w:t>
+        <w:t xml:space="preserve">English: The Nation, published on </w:t>
       </w:r>
       <w:r>
         <w:rPr>
@@ -1554,7 +1520,10 @@
               </w:rPr>
             </w:pPr>
             <w:r>
-              <w:rPr/>
+              <w:rPr>
+                <w:sz w:val="20"/>
+                <w:szCs w:val="20"/>
+              </w:rPr>
             </w:r>
           </w:p>
           <w:p>
@@ -2198,7 +2167,7 @@
       <w:start w:val="1"/>
       <w:numFmt w:val="none"/>
       <w:suff w:val="nothing"/>
-      <w:lvlText w:val=""/>
+      <w:lvlText w:val="%1"/>
       <w:lvlJc w:val="start"/>
       <w:pPr>
         <w:tabs>
@@ -2206,8 +2175,480 @@
         </w:tabs>
         <w:ind w:start="0" w:hanging="0"/>
       </w:pPr>
+      <w:rPr/>
     </w:lvl>
     <w:lvl w:ilvl="1">
+      <w:start w:val="1"/>
+      <w:numFmt w:val="none"/>
+      <w:suff w:val="nothing"/>
+      <w:lvlText w:val="%2"/>
+      <w:lvlJc w:val="start"/>
+      <w:pPr>
+        <w:tabs>
+          <w:tab w:val="num" w:pos="0"/>
+        </w:tabs>
+        <w:ind w:start="0" w:hanging="0"/>
+      </w:pPr>
+      <w:rPr/>
+    </w:lvl>
+    <w:lvl w:ilvl="2">
+      <w:start w:val="1"/>
+      <w:numFmt w:val="none"/>
+      <w:suff w:val="nothing"/>
+      <w:lvlText w:val="%3"/>
+      <w:lvlJc w:val="start"/>
+      <w:pPr>
+        <w:tabs>
+          <w:tab w:val="num" w:pos="0"/>
+        </w:tabs>
+        <w:ind w:start="0" w:hanging="0"/>
+      </w:pPr>
+      <w:rPr/>
+    </w:lvl>
+    <w:lvl w:ilvl="3">
+      <w:start w:val="1"/>
+      <w:numFmt w:val="none"/>
+      <w:suff w:val="nothing"/>
+      <w:lvlText w:val="%4"/>
+      <w:lvlJc w:val="start"/>
+      <w:pPr>
+        <w:tabs>
+          <w:tab w:val="num" w:pos="0"/>
+        </w:tabs>
+        <w:ind w:start="0" w:hanging="0"/>
+      </w:pPr>
+      <w:rPr/>
+    </w:lvl>
+    <w:lvl w:ilvl="4">
+      <w:start w:val="1"/>
+      <w:numFmt w:val="none"/>
+      <w:suff w:val="nothing"/>
+      <w:lvlText w:val="%5"/>
+      <w:lvlJc w:val="start"/>
+      <w:pPr>
+        <w:tabs>
+          <w:tab w:val="num" w:pos="0"/>
+        </w:tabs>
+        <w:ind w:start="0" w:hanging="0"/>
+      </w:pPr>
+      <w:rPr/>
+    </w:lvl>
+    <w:lvl w:ilvl="5">
+      <w:start w:val="1"/>
+      <w:numFmt w:val="none"/>
+      <w:suff w:val="nothing"/>
+      <w:lvlText w:val="%6"/>
+      <w:lvlJc w:val="start"/>
+      <w:pPr>
+        <w:tabs>
+          <w:tab w:val="num" w:pos="0"/>
+        </w:tabs>
+        <w:ind w:start="0" w:hanging="0"/>
+      </w:pPr>
+      <w:rPr/>
+    </w:lvl>
+    <w:lvl w:ilvl="6">
+      <w:start w:val="1"/>
+      <w:numFmt w:val="none"/>
+      <w:suff w:val="nothing"/>
+      <w:lvlText w:val="%7"/>
+      <w:lvlJc w:val="start"/>
+      <w:pPr>
+        <w:tabs>
+          <w:tab w:val="num" w:pos="0"/>
+        </w:tabs>
+        <w:ind w:start="0" w:hanging="0"/>
+      </w:pPr>
+      <w:rPr/>
+    </w:lvl>
+    <w:lvl w:ilvl="7">
+      <w:start w:val="1"/>
+      <w:numFmt w:val="none"/>
+      <w:suff w:val="nothing"/>
+      <w:lvlText w:val="%8"/>
+      <w:lvlJc w:val="start"/>
+      <w:pPr>
+        <w:tabs>
+          <w:tab w:val="num" w:pos="0"/>
+        </w:tabs>
+        <w:ind w:start="0" w:hanging="0"/>
+      </w:pPr>
+      <w:rPr/>
+    </w:lvl>
+    <w:lvl w:ilvl="8">
+      <w:start w:val="1"/>
+      <w:numFmt w:val="none"/>
+      <w:suff w:val="nothing"/>
+      <w:lvlText w:val="%9"/>
+      <w:lvlJc w:val="start"/>
+      <w:pPr>
+        <w:tabs>
+          <w:tab w:val="num" w:pos="0"/>
+        </w:tabs>
+        <w:ind w:start="0" w:hanging="0"/>
+      </w:pPr>
+      <w:rPr/>
+    </w:lvl>
+  </w:abstractNum>
+  <w:abstractNum w:abstractNumId="2">
+    <w:lvl w:ilvl="0">
+      <w:start w:val="1"/>
+      <w:numFmt w:val="decimal"/>
+      <w:lvlText w:val="%1."/>
+      <w:lvlJc w:val="start"/>
+      <w:pPr>
+        <w:tabs>
+          <w:tab w:val="num" w:pos="720"/>
+        </w:tabs>
+        <w:ind w:start="720" w:hanging="360"/>
+      </w:pPr>
+      <w:rPr/>
+    </w:lvl>
+    <w:lvl w:ilvl="1">
+      <w:start w:val="1"/>
+      <w:numFmt w:val="decimal"/>
+      <w:lvlText w:val="%2."/>
+      <w:lvlJc w:val="start"/>
+      <w:pPr>
+        <w:tabs>
+          <w:tab w:val="num" w:pos="1080"/>
+        </w:tabs>
+        <w:ind w:start="1080" w:hanging="360"/>
+      </w:pPr>
+      <w:rPr/>
+    </w:lvl>
+    <w:lvl w:ilvl="2">
+      <w:start w:val="1"/>
+      <w:numFmt w:val="decimal"/>
+      <w:lvlText w:val="%3."/>
+      <w:lvlJc w:val="start"/>
+      <w:pPr>
+        <w:tabs>
+          <w:tab w:val="num" w:pos="1440"/>
+        </w:tabs>
+        <w:ind w:start="1440" w:hanging="360"/>
+      </w:pPr>
+      <w:rPr/>
+    </w:lvl>
+    <w:lvl w:ilvl="3">
+      <w:start w:val="1"/>
+      <w:numFmt w:val="decimal"/>
+      <w:lvlText w:val="%4."/>
+      <w:lvlJc w:val="start"/>
+      <w:pPr>
+        <w:tabs>
+          <w:tab w:val="num" w:pos="1800"/>
+        </w:tabs>
+        <w:ind w:start="1800" w:hanging="360"/>
+      </w:pPr>
+      <w:rPr/>
+    </w:lvl>
+    <w:lvl w:ilvl="4">
+      <w:start w:val="1"/>
+      <w:numFmt w:val="decimal"/>
+      <w:lvlText w:val="%5."/>
+      <w:lvlJc w:val="start"/>
+      <w:pPr>
+        <w:tabs>
+          <w:tab w:val="num" w:pos="2160"/>
+        </w:tabs>
+        <w:ind w:start="2160" w:hanging="360"/>
+      </w:pPr>
+      <w:rPr/>
+    </w:lvl>
+    <w:lvl w:ilvl="5">
+      <w:start w:val="1"/>
+      <w:numFmt w:val="decimal"/>
+      <w:lvlText w:val="%6."/>
+      <w:lvlJc w:val="start"/>
+      <w:pPr>
+        <w:tabs>
+          <w:tab w:val="num" w:pos="2520"/>
+        </w:tabs>
+        <w:ind w:start="2520" w:hanging="360"/>
+      </w:pPr>
+      <w:rPr/>
+    </w:lvl>
+    <w:lvl w:ilvl="6">
+      <w:start w:val="1"/>
+      <w:numFmt w:val="decimal"/>
+      <w:lvlText w:val="%7."/>
+      <w:lvlJc w:val="start"/>
+      <w:pPr>
+        <w:tabs>
+          <w:tab w:val="num" w:pos="2880"/>
+        </w:tabs>
+        <w:ind w:start="2880" w:hanging="360"/>
+      </w:pPr>
+      <w:rPr/>
+    </w:lvl>
+    <w:lvl w:ilvl="7">
+      <w:start w:val="1"/>
+      <w:numFmt w:val="decimal"/>
+      <w:lvlText w:val="%8."/>
+      <w:lvlJc w:val="start"/>
+      <w:pPr>
+        <w:tabs>
+          <w:tab w:val="num" w:pos="3240"/>
+        </w:tabs>
+        <w:ind w:start="3240" w:hanging="360"/>
+      </w:pPr>
+      <w:rPr/>
+    </w:lvl>
+    <w:lvl w:ilvl="8">
+      <w:start w:val="1"/>
+      <w:numFmt w:val="decimal"/>
+      <w:lvlText w:val="%9."/>
+      <w:lvlJc w:val="start"/>
+      <w:pPr>
+        <w:tabs>
+          <w:tab w:val="num" w:pos="3600"/>
+        </w:tabs>
+        <w:ind w:start="3600" w:hanging="360"/>
+      </w:pPr>
+      <w:rPr/>
+    </w:lvl>
+  </w:abstractNum>
+  <w:abstractNum w:abstractNumId="3">
+    <w:lvl w:ilvl="0">
+      <w:start w:val="1"/>
+      <w:numFmt w:val="decimal"/>
+      <w:lvlText w:val="%1."/>
+      <w:lvlJc w:val="start"/>
+      <w:pPr>
+        <w:tabs>
+          <w:tab w:val="num" w:pos="720"/>
+        </w:tabs>
+        <w:ind w:start="720" w:hanging="360"/>
+      </w:pPr>
+      <w:rPr/>
+    </w:lvl>
+    <w:lvl w:ilvl="1">
+      <w:start w:val="1"/>
+      <w:numFmt w:val="decimal"/>
+      <w:lvlText w:val="%2."/>
+      <w:lvlJc w:val="start"/>
+      <w:pPr>
+        <w:tabs>
+          <w:tab w:val="num" w:pos="1080"/>
+        </w:tabs>
+        <w:ind w:start="1080" w:hanging="360"/>
+      </w:pPr>
+      <w:rPr/>
+    </w:lvl>
+    <w:lvl w:ilvl="2">
+      <w:start w:val="1"/>
+      <w:numFmt w:val="decimal"/>
+      <w:lvlText w:val="%3."/>
+      <w:lvlJc w:val="start"/>
+      <w:pPr>
+        <w:tabs>
+          <w:tab w:val="num" w:pos="1440"/>
+        </w:tabs>
+        <w:ind w:start="1440" w:hanging="360"/>
+      </w:pPr>
+      <w:rPr/>
+    </w:lvl>
+    <w:lvl w:ilvl="3">
+      <w:start w:val="1"/>
+      <w:numFmt w:val="decimal"/>
+      <w:lvlText w:val="%4."/>
+      <w:lvlJc w:val="start"/>
+      <w:pPr>
+        <w:tabs>
+          <w:tab w:val="num" w:pos="1800"/>
+        </w:tabs>
+        <w:ind w:start="1800" w:hanging="360"/>
+      </w:pPr>
+      <w:rPr/>
+    </w:lvl>
+    <w:lvl w:ilvl="4">
+      <w:start w:val="1"/>
+      <w:numFmt w:val="decimal"/>
+      <w:lvlText w:val="%5."/>
+      <w:lvlJc w:val="start"/>
+      <w:pPr>
+        <w:tabs>
+          <w:tab w:val="num" w:pos="2160"/>
+        </w:tabs>
+        <w:ind w:start="2160" w:hanging="360"/>
+      </w:pPr>
+      <w:rPr/>
+    </w:lvl>
+    <w:lvl w:ilvl="5">
+      <w:start w:val="1"/>
+      <w:numFmt w:val="decimal"/>
+      <w:lvlText w:val="%6."/>
+      <w:lvlJc w:val="start"/>
+      <w:pPr>
+        <w:tabs>
+          <w:tab w:val="num" w:pos="2520"/>
+        </w:tabs>
+        <w:ind w:start="2520" w:hanging="360"/>
+      </w:pPr>
+      <w:rPr/>
+    </w:lvl>
+    <w:lvl w:ilvl="6">
+      <w:start w:val="1"/>
+      <w:numFmt w:val="decimal"/>
+      <w:lvlText w:val="%7."/>
+      <w:lvlJc w:val="start"/>
+      <w:pPr>
+        <w:tabs>
+          <w:tab w:val="num" w:pos="2880"/>
+        </w:tabs>
+        <w:ind w:start="2880" w:hanging="360"/>
+      </w:pPr>
+      <w:rPr/>
+    </w:lvl>
+    <w:lvl w:ilvl="7">
+      <w:start w:val="1"/>
+      <w:numFmt w:val="decimal"/>
+      <w:lvlText w:val="%8."/>
+      <w:lvlJc w:val="start"/>
+      <w:pPr>
+        <w:tabs>
+          <w:tab w:val="num" w:pos="3240"/>
+        </w:tabs>
+        <w:ind w:start="3240" w:hanging="360"/>
+      </w:pPr>
+      <w:rPr/>
+    </w:lvl>
+    <w:lvl w:ilvl="8">
+      <w:start w:val="1"/>
+      <w:numFmt w:val="decimal"/>
+      <w:lvlText w:val="%9."/>
+      <w:lvlJc w:val="start"/>
+      <w:pPr>
+        <w:tabs>
+          <w:tab w:val="num" w:pos="3600"/>
+        </w:tabs>
+        <w:ind w:start="3600" w:hanging="360"/>
+      </w:pPr>
+      <w:rPr/>
+    </w:lvl>
+  </w:abstractNum>
+  <w:abstractNum w:abstractNumId="4">
+    <w:lvl w:ilvl="0">
+      <w:start w:val="1"/>
+      <w:numFmt w:val="decimal"/>
+      <w:lvlText w:val="%1."/>
+      <w:lvlJc w:val="start"/>
+      <w:pPr>
+        <w:tabs>
+          <w:tab w:val="num" w:pos="720"/>
+        </w:tabs>
+        <w:ind w:start="720" w:hanging="360"/>
+      </w:pPr>
+      <w:rPr/>
+    </w:lvl>
+    <w:lvl w:ilvl="1">
+      <w:start w:val="1"/>
+      <w:numFmt w:val="decimal"/>
+      <w:lvlText w:val="%2."/>
+      <w:lvlJc w:val="start"/>
+      <w:pPr>
+        <w:tabs>
+          <w:tab w:val="num" w:pos="1080"/>
+        </w:tabs>
+        <w:ind w:start="1080" w:hanging="360"/>
+      </w:pPr>
+      <w:rPr/>
+    </w:lvl>
+    <w:lvl w:ilvl="2">
+      <w:start w:val="1"/>
+      <w:numFmt w:val="decimal"/>
+      <w:lvlText w:val="%3."/>
+      <w:lvlJc w:val="start"/>
+      <w:pPr>
+        <w:tabs>
+          <w:tab w:val="num" w:pos="1440"/>
+        </w:tabs>
+        <w:ind w:start="1440" w:hanging="360"/>
+      </w:pPr>
+      <w:rPr/>
+    </w:lvl>
+    <w:lvl w:ilvl="3">
+      <w:start w:val="1"/>
+      <w:numFmt w:val="decimal"/>
+      <w:lvlText w:val="%4."/>
+      <w:lvlJc w:val="start"/>
+      <w:pPr>
+        <w:tabs>
+          <w:tab w:val="num" w:pos="1800"/>
+        </w:tabs>
+        <w:ind w:start="1800" w:hanging="360"/>
+      </w:pPr>
+      <w:rPr/>
+    </w:lvl>
+    <w:lvl w:ilvl="4">
+      <w:start w:val="1"/>
+      <w:numFmt w:val="decimal"/>
+      <w:lvlText w:val="%5."/>
+      <w:lvlJc w:val="start"/>
+      <w:pPr>
+        <w:tabs>
+          <w:tab w:val="num" w:pos="2160"/>
+        </w:tabs>
+        <w:ind w:start="2160" w:hanging="360"/>
+      </w:pPr>
+      <w:rPr/>
+    </w:lvl>
+    <w:lvl w:ilvl="5">
+      <w:start w:val="1"/>
+      <w:numFmt w:val="decimal"/>
+      <w:lvlText w:val="%6."/>
+      <w:lvlJc w:val="start"/>
+      <w:pPr>
+        <w:tabs>
+          <w:tab w:val="num" w:pos="2520"/>
+        </w:tabs>
+        <w:ind w:start="2520" w:hanging="360"/>
+      </w:pPr>
+      <w:rPr/>
+    </w:lvl>
+    <w:lvl w:ilvl="6">
+      <w:start w:val="1"/>
+      <w:numFmt w:val="decimal"/>
+      <w:lvlText w:val="%7."/>
+      <w:lvlJc w:val="start"/>
+      <w:pPr>
+        <w:tabs>
+          <w:tab w:val="num" w:pos="2880"/>
+        </w:tabs>
+        <w:ind w:start="2880" w:hanging="360"/>
+      </w:pPr>
+      <w:rPr/>
+    </w:lvl>
+    <w:lvl w:ilvl="7">
+      <w:start w:val="1"/>
+      <w:numFmt w:val="decimal"/>
+      <w:lvlText w:val="%8."/>
+      <w:lvlJc w:val="start"/>
+      <w:pPr>
+        <w:tabs>
+          <w:tab w:val="num" w:pos="3240"/>
+        </w:tabs>
+        <w:ind w:start="3240" w:hanging="360"/>
+      </w:pPr>
+      <w:rPr/>
+    </w:lvl>
+    <w:lvl w:ilvl="8">
+      <w:start w:val="1"/>
+      <w:numFmt w:val="decimal"/>
+      <w:lvlText w:val="%9."/>
+      <w:lvlJc w:val="start"/>
+      <w:pPr>
+        <w:tabs>
+          <w:tab w:val="num" w:pos="3600"/>
+        </w:tabs>
+        <w:ind w:start="3600" w:hanging="360"/>
+      </w:pPr>
+      <w:rPr/>
+    </w:lvl>
+  </w:abstractNum>
+  <w:abstractNum w:abstractNumId="5">
+    <w:lvl w:ilvl="0">
       <w:start w:val="1"/>
       <w:numFmt w:val="none"/>
       <w:suff w:val="nothing"/>
@@ -2220,7 +2661,7 @@
         <w:ind w:start="0" w:hanging="0"/>
       </w:pPr>
     </w:lvl>
-    <w:lvl w:ilvl="2">
+    <w:lvl w:ilvl="1">
       <w:start w:val="1"/>
       <w:numFmt w:val="none"/>
       <w:suff w:val="nothing"/>
@@ -2233,7 +2674,7 @@
         <w:ind w:start="0" w:hanging="0"/>
       </w:pPr>
     </w:lvl>
-    <w:lvl w:ilvl="3">
+    <w:lvl w:ilvl="2">
       <w:start w:val="1"/>
       <w:numFmt w:val="none"/>
       <w:suff w:val="nothing"/>
@@ -2246,7 +2687,7 @@
         <w:ind w:start="0" w:hanging="0"/>
       </w:pPr>
     </w:lvl>
-    <w:lvl w:ilvl="4">
+    <w:lvl w:ilvl="3">
       <w:start w:val="1"/>
       <w:numFmt w:val="none"/>
       <w:suff w:val="nothing"/>
@@ -2259,7 +2700,7 @@
         <w:ind w:start="0" w:hanging="0"/>
       </w:pPr>
     </w:lvl>
-    <w:lvl w:ilvl="5">
+    <w:lvl w:ilvl="4">
       <w:start w:val="1"/>
       <w:numFmt w:val="none"/>
       <w:suff w:val="nothing"/>
@@ -2272,7 +2713,7 @@
         <w:ind w:start="0" w:hanging="0"/>
       </w:pPr>
     </w:lvl>
-    <w:lvl w:ilvl="6">
+    <w:lvl w:ilvl="5">
       <w:start w:val="1"/>
       <w:numFmt w:val="none"/>
       <w:suff w:val="nothing"/>
@@ -2285,7 +2726,7 @@
         <w:ind w:start="0" w:hanging="0"/>
       </w:pPr>
     </w:lvl>
-    <w:lvl w:ilvl="7">
+    <w:lvl w:ilvl="6">
       <w:start w:val="1"/>
       <w:numFmt w:val="none"/>
       <w:suff w:val="nothing"/>
@@ -2298,7 +2739,7 @@
         <w:ind w:start="0" w:hanging="0"/>
       </w:pPr>
     </w:lvl>
-    <w:lvl w:ilvl="8">
+    <w:lvl w:ilvl="7">
       <w:start w:val="1"/>
       <w:numFmt w:val="none"/>
       <w:suff w:val="nothing"/>
@@ -2311,13 +2752,11 @@
         <w:ind w:start="0" w:hanging="0"/>
       </w:pPr>
     </w:lvl>
-  </w:abstractNum>
-  <w:abstractNum w:abstractNumId="2">
-    <w:lvl w:ilvl="0">
+    <w:lvl w:ilvl="8">
       <w:start w:val="1"/>
       <w:numFmt w:val="none"/>
       <w:suff w:val="nothing"/>
-      <w:lvlText w:val="%1"/>
+      <w:lvlText w:val=""/>
       <w:lvlJc w:val="start"/>
       <w:pPr>
         <w:tabs>
@@ -2325,476 +2764,6 @@
         </w:tabs>
         <w:ind w:start="0" w:hanging="0"/>
       </w:pPr>
-      <w:rPr/>
-    </w:lvl>
-    <w:lvl w:ilvl="1">
-      <w:start w:val="1"/>
-      <w:numFmt w:val="none"/>
-      <w:suff w:val="nothing"/>
-      <w:lvlText w:val="%2"/>
-      <w:lvlJc w:val="start"/>
-      <w:pPr>
-        <w:tabs>
-          <w:tab w:val="num" w:pos="0"/>
-        </w:tabs>
-        <w:ind w:start="0" w:hanging="0"/>
-      </w:pPr>
-      <w:rPr/>
-    </w:lvl>
-    <w:lvl w:ilvl="2">
-      <w:start w:val="1"/>
-      <w:numFmt w:val="none"/>
-      <w:suff w:val="nothing"/>
-      <w:lvlText w:val="%3"/>
-      <w:lvlJc w:val="start"/>
-      <w:pPr>
-        <w:tabs>
-          <w:tab w:val="num" w:pos="0"/>
-        </w:tabs>
-        <w:ind w:start="0" w:hanging="0"/>
-      </w:pPr>
-      <w:rPr/>
-    </w:lvl>
-    <w:lvl w:ilvl="3">
-      <w:start w:val="1"/>
-      <w:numFmt w:val="none"/>
-      <w:suff w:val="nothing"/>
-      <w:lvlText w:val="%4"/>
-      <w:lvlJc w:val="start"/>
-      <w:pPr>
-        <w:tabs>
-          <w:tab w:val="num" w:pos="0"/>
-        </w:tabs>
-        <w:ind w:start="0" w:hanging="0"/>
-      </w:pPr>
-      <w:rPr/>
-    </w:lvl>
-    <w:lvl w:ilvl="4">
-      <w:start w:val="1"/>
-      <w:numFmt w:val="none"/>
-      <w:suff w:val="nothing"/>
-      <w:lvlText w:val="%5"/>
-      <w:lvlJc w:val="start"/>
-      <w:pPr>
-        <w:tabs>
-          <w:tab w:val="num" w:pos="0"/>
-        </w:tabs>
-        <w:ind w:start="0" w:hanging="0"/>
-      </w:pPr>
-      <w:rPr/>
-    </w:lvl>
-    <w:lvl w:ilvl="5">
-      <w:start w:val="1"/>
-      <w:numFmt w:val="none"/>
-      <w:suff w:val="nothing"/>
-      <w:lvlText w:val="%6"/>
-      <w:lvlJc w:val="start"/>
-      <w:pPr>
-        <w:tabs>
-          <w:tab w:val="num" w:pos="0"/>
-        </w:tabs>
-        <w:ind w:start="0" w:hanging="0"/>
-      </w:pPr>
-      <w:rPr/>
-    </w:lvl>
-    <w:lvl w:ilvl="6">
-      <w:start w:val="1"/>
-      <w:numFmt w:val="none"/>
-      <w:suff w:val="nothing"/>
-      <w:lvlText w:val="%7"/>
-      <w:lvlJc w:val="start"/>
-      <w:pPr>
-        <w:tabs>
-          <w:tab w:val="num" w:pos="0"/>
-        </w:tabs>
-        <w:ind w:start="0" w:hanging="0"/>
-      </w:pPr>
-      <w:rPr/>
-    </w:lvl>
-    <w:lvl w:ilvl="7">
-      <w:start w:val="1"/>
-      <w:numFmt w:val="none"/>
-      <w:suff w:val="nothing"/>
-      <w:lvlText w:val="%8"/>
-      <w:lvlJc w:val="start"/>
-      <w:pPr>
-        <w:tabs>
-          <w:tab w:val="num" w:pos="0"/>
-        </w:tabs>
-        <w:ind w:start="0" w:hanging="0"/>
-      </w:pPr>
-      <w:rPr/>
-    </w:lvl>
-    <w:lvl w:ilvl="8">
-      <w:start w:val="1"/>
-      <w:numFmt w:val="none"/>
-      <w:suff w:val="nothing"/>
-      <w:lvlText w:val="%9"/>
-      <w:lvlJc w:val="start"/>
-      <w:pPr>
-        <w:tabs>
-          <w:tab w:val="num" w:pos="0"/>
-        </w:tabs>
-        <w:ind w:start="0" w:hanging="0"/>
-      </w:pPr>
-      <w:rPr/>
-    </w:lvl>
-  </w:abstractNum>
-  <w:abstractNum w:abstractNumId="3">
-    <w:lvl w:ilvl="0">
-      <w:start w:val="1"/>
-      <w:numFmt w:val="decimal"/>
-      <w:lvlText w:val="%1."/>
-      <w:lvlJc w:val="start"/>
-      <w:pPr>
-        <w:tabs>
-          <w:tab w:val="num" w:pos="720"/>
-        </w:tabs>
-        <w:ind w:start="720" w:hanging="360"/>
-      </w:pPr>
-      <w:rPr/>
-    </w:lvl>
-    <w:lvl w:ilvl="1">
-      <w:start w:val="1"/>
-      <w:numFmt w:val="decimal"/>
-      <w:lvlText w:val="%2."/>
-      <w:lvlJc w:val="start"/>
-      <w:pPr>
-        <w:tabs>
-          <w:tab w:val="num" w:pos="1080"/>
-        </w:tabs>
-        <w:ind w:start="1080" w:hanging="360"/>
-      </w:pPr>
-      <w:rPr/>
-    </w:lvl>
-    <w:lvl w:ilvl="2">
-      <w:start w:val="1"/>
-      <w:numFmt w:val="decimal"/>
-      <w:lvlText w:val="%3."/>
-      <w:lvlJc w:val="start"/>
-      <w:pPr>
-        <w:tabs>
-          <w:tab w:val="num" w:pos="1440"/>
-        </w:tabs>
-        <w:ind w:start="1440" w:hanging="360"/>
-      </w:pPr>
-      <w:rPr/>
-    </w:lvl>
-    <w:lvl w:ilvl="3">
-      <w:start w:val="1"/>
-      <w:numFmt w:val="decimal"/>
-      <w:lvlText w:val="%4."/>
-      <w:lvlJc w:val="start"/>
-      <w:pPr>
-        <w:tabs>
-          <w:tab w:val="num" w:pos="1800"/>
-        </w:tabs>
-        <w:ind w:start="1800" w:hanging="360"/>
-      </w:pPr>
-      <w:rPr/>
-    </w:lvl>
-    <w:lvl w:ilvl="4">
-      <w:start w:val="1"/>
-      <w:numFmt w:val="decimal"/>
-      <w:lvlText w:val="%5."/>
-      <w:lvlJc w:val="start"/>
-      <w:pPr>
-        <w:tabs>
-          <w:tab w:val="num" w:pos="2160"/>
-        </w:tabs>
-        <w:ind w:start="2160" w:hanging="360"/>
-      </w:pPr>
-      <w:rPr/>
-    </w:lvl>
-    <w:lvl w:ilvl="5">
-      <w:start w:val="1"/>
-      <w:numFmt w:val="decimal"/>
-      <w:lvlText w:val="%6."/>
-      <w:lvlJc w:val="start"/>
-      <w:pPr>
-        <w:tabs>
-          <w:tab w:val="num" w:pos="2520"/>
-        </w:tabs>
-        <w:ind w:start="2520" w:hanging="360"/>
-      </w:pPr>
-      <w:rPr/>
-    </w:lvl>
-    <w:lvl w:ilvl="6">
-      <w:start w:val="1"/>
-      <w:numFmt w:val="decimal"/>
-      <w:lvlText w:val="%7."/>
-      <w:lvlJc w:val="start"/>
-      <w:pPr>
-        <w:tabs>
-          <w:tab w:val="num" w:pos="2880"/>
-        </w:tabs>
-        <w:ind w:start="2880" w:hanging="360"/>
-      </w:pPr>
-      <w:rPr/>
-    </w:lvl>
-    <w:lvl w:ilvl="7">
-      <w:start w:val="1"/>
-      <w:numFmt w:val="decimal"/>
-      <w:lvlText w:val="%8."/>
-      <w:lvlJc w:val="start"/>
-      <w:pPr>
-        <w:tabs>
-          <w:tab w:val="num" w:pos="3240"/>
-        </w:tabs>
-        <w:ind w:start="3240" w:hanging="360"/>
-      </w:pPr>
-      <w:rPr/>
-    </w:lvl>
-    <w:lvl w:ilvl="8">
-      <w:start w:val="1"/>
-      <w:numFmt w:val="decimal"/>
-      <w:lvlText w:val="%9."/>
-      <w:lvlJc w:val="start"/>
-      <w:pPr>
-        <w:tabs>
-          <w:tab w:val="num" w:pos="3600"/>
-        </w:tabs>
-        <w:ind w:start="3600" w:hanging="360"/>
-      </w:pPr>
-      <w:rPr/>
-    </w:lvl>
-  </w:abstractNum>
-  <w:abstractNum w:abstractNumId="4">
-    <w:lvl w:ilvl="0">
-      <w:start w:val="1"/>
-      <w:numFmt w:val="decimal"/>
-      <w:lvlText w:val="%1."/>
-      <w:lvlJc w:val="start"/>
-      <w:pPr>
-        <w:tabs>
-          <w:tab w:val="num" w:pos="720"/>
-        </w:tabs>
-        <w:ind w:start="720" w:hanging="360"/>
-      </w:pPr>
-      <w:rPr/>
-    </w:lvl>
-    <w:lvl w:ilvl="1">
-      <w:start w:val="1"/>
-      <w:numFmt w:val="decimal"/>
-      <w:lvlText w:val="%2."/>
-      <w:lvlJc w:val="start"/>
-      <w:pPr>
-        <w:tabs>
-          <w:tab w:val="num" w:pos="1080"/>
-        </w:tabs>
-        <w:ind w:start="1080" w:hanging="360"/>
-      </w:pPr>
-      <w:rPr/>
-    </w:lvl>
-    <w:lvl w:ilvl="2">
-      <w:start w:val="1"/>
-      <w:numFmt w:val="decimal"/>
-      <w:lvlText w:val="%3."/>
-      <w:lvlJc w:val="start"/>
-      <w:pPr>
-        <w:tabs>
-          <w:tab w:val="num" w:pos="1440"/>
-        </w:tabs>
-        <w:ind w:start="1440" w:hanging="360"/>
-      </w:pPr>
-      <w:rPr/>
-    </w:lvl>
-    <w:lvl w:ilvl="3">
-      <w:start w:val="1"/>
-      <w:numFmt w:val="decimal"/>
-      <w:lvlText w:val="%4."/>
-      <w:lvlJc w:val="start"/>
-      <w:pPr>
-        <w:tabs>
-          <w:tab w:val="num" w:pos="1800"/>
-        </w:tabs>
-        <w:ind w:start="1800" w:hanging="360"/>
-      </w:pPr>
-      <w:rPr/>
-    </w:lvl>
-    <w:lvl w:ilvl="4">
-      <w:start w:val="1"/>
-      <w:numFmt w:val="decimal"/>
-      <w:lvlText w:val="%5."/>
-      <w:lvlJc w:val="start"/>
-      <w:pPr>
-        <w:tabs>
-          <w:tab w:val="num" w:pos="2160"/>
-        </w:tabs>
-        <w:ind w:start="2160" w:hanging="360"/>
-      </w:pPr>
-      <w:rPr/>
-    </w:lvl>
-    <w:lvl w:ilvl="5">
-      <w:start w:val="1"/>
-      <w:numFmt w:val="decimal"/>
-      <w:lvlText w:val="%6."/>
-      <w:lvlJc w:val="start"/>
-      <w:pPr>
-        <w:tabs>
-          <w:tab w:val="num" w:pos="2520"/>
-        </w:tabs>
-        <w:ind w:start="2520" w:hanging="360"/>
-      </w:pPr>
-      <w:rPr/>
-    </w:lvl>
-    <w:lvl w:ilvl="6">
-      <w:start w:val="1"/>
-      <w:numFmt w:val="decimal"/>
-      <w:lvlText w:val="%7."/>
-      <w:lvlJc w:val="start"/>
-      <w:pPr>
-        <w:tabs>
-          <w:tab w:val="num" w:pos="2880"/>
-        </w:tabs>
-        <w:ind w:start="2880" w:hanging="360"/>
-      </w:pPr>
-      <w:rPr/>
-    </w:lvl>
-    <w:lvl w:ilvl="7">
-      <w:start w:val="1"/>
-      <w:numFmt w:val="decimal"/>
-      <w:lvlText w:val="%8."/>
-      <w:lvlJc w:val="start"/>
-      <w:pPr>
-        <w:tabs>
-          <w:tab w:val="num" w:pos="3240"/>
-        </w:tabs>
-        <w:ind w:start="3240" w:hanging="360"/>
-      </w:pPr>
-      <w:rPr/>
-    </w:lvl>
-    <w:lvl w:ilvl="8">
-      <w:start w:val="1"/>
-      <w:numFmt w:val="decimal"/>
-      <w:lvlText w:val="%9."/>
-      <w:lvlJc w:val="start"/>
-      <w:pPr>
-        <w:tabs>
-          <w:tab w:val="num" w:pos="3600"/>
-        </w:tabs>
-        <w:ind w:start="3600" w:hanging="360"/>
-      </w:pPr>
-      <w:rPr/>
-    </w:lvl>
-  </w:abstractNum>
-  <w:abstractNum w:abstractNumId="5">
-    <w:lvl w:ilvl="0">
-      <w:start w:val="1"/>
-      <w:numFmt w:val="decimal"/>
-      <w:lvlText w:val="%1."/>
-      <w:lvlJc w:val="start"/>
-      <w:pPr>
-        <w:tabs>
-          <w:tab w:val="num" w:pos="720"/>
-        </w:tabs>
-        <w:ind w:start="720" w:hanging="360"/>
-      </w:pPr>
-      <w:rPr/>
-    </w:lvl>
-    <w:lvl w:ilvl="1">
-      <w:start w:val="1"/>
-      <w:numFmt w:val="decimal"/>
-      <w:lvlText w:val="%2."/>
-      <w:lvlJc w:val="start"/>
-      <w:pPr>
-        <w:tabs>
-          <w:tab w:val="num" w:pos="1080"/>
-        </w:tabs>
-        <w:ind w:start="1080" w:hanging="360"/>
-      </w:pPr>
-      <w:rPr/>
-    </w:lvl>
-    <w:lvl w:ilvl="2">
-      <w:start w:val="1"/>
-      <w:numFmt w:val="decimal"/>
-      <w:lvlText w:val="%3."/>
-      <w:lvlJc w:val="start"/>
-      <w:pPr>
-        <w:tabs>
-          <w:tab w:val="num" w:pos="1440"/>
-        </w:tabs>
-        <w:ind w:start="1440" w:hanging="360"/>
-      </w:pPr>
-      <w:rPr/>
-    </w:lvl>
-    <w:lvl w:ilvl="3">
-      <w:start w:val="1"/>
-      <w:numFmt w:val="decimal"/>
-      <w:lvlText w:val="%4."/>
-      <w:lvlJc w:val="start"/>
-      <w:pPr>
-        <w:tabs>
-          <w:tab w:val="num" w:pos="1800"/>
-        </w:tabs>
-        <w:ind w:start="1800" w:hanging="360"/>
-      </w:pPr>
-      <w:rPr/>
-    </w:lvl>
-    <w:lvl w:ilvl="4">
-      <w:start w:val="1"/>
-      <w:numFmt w:val="decimal"/>
-      <w:lvlText w:val="%5."/>
-      <w:lvlJc w:val="start"/>
-      <w:pPr>
-        <w:tabs>
-          <w:tab w:val="num" w:pos="2160"/>
-        </w:tabs>
-        <w:ind w:start="2160" w:hanging="360"/>
-      </w:pPr>
-      <w:rPr/>
-    </w:lvl>
-    <w:lvl w:ilvl="5">
-      <w:start w:val="1"/>
-      <w:numFmt w:val="decimal"/>
-      <w:lvlText w:val="%6."/>
-      <w:lvlJc w:val="start"/>
-      <w:pPr>
-        <w:tabs>
-          <w:tab w:val="num" w:pos="2520"/>
-        </w:tabs>
-        <w:ind w:start="2520" w:hanging="360"/>
-      </w:pPr>
-      <w:rPr/>
-    </w:lvl>
-    <w:lvl w:ilvl="6">
-      <w:start w:val="1"/>
-      <w:numFmt w:val="decimal"/>
-      <w:lvlText w:val="%7."/>
-      <w:lvlJc w:val="start"/>
-      <w:pPr>
-        <w:tabs>
-          <w:tab w:val="num" w:pos="2880"/>
-        </w:tabs>
-        <w:ind w:start="2880" w:hanging="360"/>
-      </w:pPr>
-      <w:rPr/>
-    </w:lvl>
-    <w:lvl w:ilvl="7">
-      <w:start w:val="1"/>
-      <w:numFmt w:val="decimal"/>
-      <w:lvlText w:val="%8."/>
-      <w:lvlJc w:val="start"/>
-      <w:pPr>
-        <w:tabs>
-          <w:tab w:val="num" w:pos="3240"/>
-        </w:tabs>
-        <w:ind w:start="3240" w:hanging="360"/>
-      </w:pPr>
-      <w:rPr/>
-    </w:lvl>
-    <w:lvl w:ilvl="8">
-      <w:start w:val="1"/>
-      <w:numFmt w:val="decimal"/>
-      <w:lvlText w:val="%9."/>
-      <w:lvlJc w:val="start"/>
-      <w:pPr>
-        <w:tabs>
-          <w:tab w:val="num" w:pos="3600"/>
-        </w:tabs>
-        <w:ind w:start="3600" w:hanging="360"/>
-      </w:pPr>
-      <w:rPr/>
     </w:lvl>
   </w:abstractNum>
   <w:num w:numId="1">
@@ -2839,7 +2808,7 @@
     <w:pPr>
       <w:widowControl/>
       <w:suppressAutoHyphens w:val="true"/>
-      <w:overflowPunct w:val="false"/>
+      <w:overflowPunct w:val="true"/>
       <w:bidi w:val="0"/>
       <w:snapToGrid w:val="false"/>
       <w:spacing w:before="0" w:after="0"/>
@@ -2863,7 +2832,7 @@
     <w:pPr>
       <w:numPr>
         <w:ilvl w:val="0"/>
-        <w:numId w:val="2"/>
+        <w:numId w:val="1"/>
       </w:numPr>
       <w:spacing w:before="240" w:after="120"/>
       <w:outlineLvl w:val="0"/>
@@ -2891,8 +2860,8 @@
       <w:bCs/>
     </w:rPr>
   </w:style>
-  <w:style w:type="character" w:styleId="Bulletsuser">
-    <w:name w:val="Bullets (user)"/>
+  <w:style w:type="character" w:styleId="Bullets">
+    <w:name w:val="Bullets"/>
     <w:qFormat/>
     <w:rPr>
       <w:rFonts w:ascii="OpenSymbol" w:hAnsi="OpenSymbol" w:eastAsia="OpenSymbol" w:cs="OpenSymbol"/>
@@ -2914,13 +2883,13 @@
     <w:name w:val="line number"/>
     <w:rPr/>
   </w:style>
-  <w:style w:type="character" w:styleId="FootnoteCharactersuser">
-    <w:name w:val="Footnote Characters (user)"/>
+  <w:style w:type="character" w:styleId="FootnoteCharacters">
+    <w:name w:val="Footnote Characters"/>
     <w:qFormat/>
     <w:rPr/>
   </w:style>
-  <w:style w:type="character" w:styleId="EndnoteCharactersuser">
-    <w:name w:val="Endnote Characters (user)"/>
+  <w:style w:type="character" w:styleId="EndnoteCharacters">
+    <w:name w:val="Endnote Characters"/>
     <w:qFormat/>
     <w:rPr/>
   </w:style>
@@ -3009,7 +2978,7 @@
     <w:pPr>
       <w:widowControl/>
       <w:suppressAutoHyphens w:val="true"/>
-      <w:overflowPunct w:val="false"/>
+      <w:overflowPunct w:val="true"/>
       <w:bidi w:val="0"/>
       <w:spacing w:before="0" w:after="0"/>
       <w:jc w:val="start"/>

--- a/engroh-KHAN0384/ENGROH-2602-FL-CORRIGENDUM.docx
+++ b/engroh-KHAN0384/ENGROH-2602-FL-CORRIGENDUM.docx
@@ -808,6 +808,19 @@
           <w:u w:val="none"/>
         </w:rPr>
       </w:pPr>
+      <w:r>
+        <w:rPr>
+          <w:b w:val="false"/>
+          <w:bCs w:val="false"/>
+          <w:strike w:val="false"/>
+          <w:dstrike w:val="false"/>
+          <w:color w:val="auto"/>
+          <w:sz w:val="20"/>
+          <w:szCs w:val="20"/>
+          <w:u w:val="none"/>
+        </w:rPr>
+        <w:t xml:space="preserve">Correct Folio Nr. KHAN0384 in </w:t>
+      </w:r>
       <w:r>
         <w:rPr>
           <w:b w:val="false"/>
@@ -2808,7 +2821,7 @@
     <w:pPr>
       <w:widowControl/>
       <w:suppressAutoHyphens w:val="true"/>
-      <w:overflowPunct w:val="true"/>
+      <w:overflowPunct w:val="false"/>
       <w:bidi w:val="0"/>
       <w:snapToGrid w:val="false"/>
       <w:spacing w:before="0" w:after="0"/>
@@ -2860,8 +2873,8 @@
       <w:bCs/>
     </w:rPr>
   </w:style>
-  <w:style w:type="character" w:styleId="Bullets">
-    <w:name w:val="Bullets"/>
+  <w:style w:type="character" w:styleId="Bulletsuser">
+    <w:name w:val="Bullets (user)"/>
     <w:qFormat/>
     <w:rPr>
       <w:rFonts w:ascii="OpenSymbol" w:hAnsi="OpenSymbol" w:eastAsia="OpenSymbol" w:cs="OpenSymbol"/>
@@ -2883,13 +2896,13 @@
     <w:name w:val="line number"/>
     <w:rPr/>
   </w:style>
-  <w:style w:type="character" w:styleId="FootnoteCharacters">
-    <w:name w:val="Footnote Characters"/>
+  <w:style w:type="character" w:styleId="FootnoteCharactersuser">
+    <w:name w:val="Footnote Characters (user)"/>
     <w:qFormat/>
     <w:rPr/>
   </w:style>
-  <w:style w:type="character" w:styleId="EndnoteCharacters">
-    <w:name w:val="Endnote Characters"/>
+  <w:style w:type="character" w:styleId="EndnoteCharactersuser">
+    <w:name w:val="Endnote Characters (user)"/>
     <w:qFormat/>
     <w:rPr/>
   </w:style>
@@ -2978,7 +2991,7 @@
     <w:pPr>
       <w:widowControl/>
       <w:suppressAutoHyphens w:val="true"/>
-      <w:overflowPunct w:val="true"/>
+      <w:overflowPunct w:val="false"/>
       <w:bidi w:val="0"/>
       <w:spacing w:before="0" w:after="0"/>
       <w:jc w:val="start"/>
